--- a/cd/doc/changes/202607.Zmiany.docx
+++ b/cd/doc/changes/202607.Zmiany.docx
@@ -6,6 +6,8 @@
       <w:pPr>
         <w:pStyle w:val="Tytu"/>
       </w:pPr>
+      <w:bookmarkStart w:id="0" w:name="_GoBack"/>
+      <w:bookmarkEnd w:id="0"/>
       <w:r>
         <w:t>Dokumentacja zmian 2026.07</w:t>
       </w:r>
@@ -77,8 +79,6 @@
         <w:jc w:val="both"/>
       </w:pPr>
     </w:p>
-    <w:bookmarkStart w:id="0" w:name="_GoBack"/>
-    <w:bookmarkEnd w:id="0"/>
     <w:p>
       <w:pPr>
         <w:pStyle w:val="Spistreci1"/>
@@ -1986,9 +1986,83 @@
       <w:r>
         <w:t>Stwierdzono występowanie błędu „</w:t>
       </w:r>
-      <w:r>
-        <w:t>Parameter object is improperly defined. Inconsistent or incomplete information was provided</w:t>
-      </w:r>
+      <w:proofErr w:type="spellStart"/>
+      <w:r>
+        <w:t>Parameter</w:t>
+      </w:r>
+      <w:proofErr w:type="spellEnd"/>
+      <w:r>
+        <w:t xml:space="preserve"> </w:t>
+      </w:r>
+      <w:proofErr w:type="spellStart"/>
+      <w:r>
+        <w:t>object</w:t>
+      </w:r>
+      <w:proofErr w:type="spellEnd"/>
+      <w:r>
+        <w:t xml:space="preserve"> </w:t>
+      </w:r>
+      <w:proofErr w:type="spellStart"/>
+      <w:r>
+        <w:t>is</w:t>
+      </w:r>
+      <w:proofErr w:type="spellEnd"/>
+      <w:r>
+        <w:t xml:space="preserve"> </w:t>
+      </w:r>
+      <w:proofErr w:type="spellStart"/>
+      <w:r>
+        <w:t>improperly</w:t>
+      </w:r>
+      <w:proofErr w:type="spellEnd"/>
+      <w:r>
+        <w:t xml:space="preserve"> </w:t>
+      </w:r>
+      <w:proofErr w:type="spellStart"/>
+      <w:r>
+        <w:t>defined</w:t>
+      </w:r>
+      <w:proofErr w:type="spellEnd"/>
+      <w:r>
+        <w:t xml:space="preserve">. </w:t>
+      </w:r>
+      <w:proofErr w:type="spellStart"/>
+      <w:r>
+        <w:t>Inconsistent</w:t>
+      </w:r>
+      <w:proofErr w:type="spellEnd"/>
+      <w:r>
+        <w:t xml:space="preserve"> </w:t>
+      </w:r>
+      <w:proofErr w:type="spellStart"/>
+      <w:r>
+        <w:t>or</w:t>
+      </w:r>
+      <w:proofErr w:type="spellEnd"/>
+      <w:r>
+        <w:t xml:space="preserve"> </w:t>
+      </w:r>
+      <w:proofErr w:type="spellStart"/>
+      <w:r>
+        <w:t>incomplete</w:t>
+      </w:r>
+      <w:proofErr w:type="spellEnd"/>
+      <w:r>
+        <w:t xml:space="preserve"> </w:t>
+      </w:r>
+      <w:proofErr w:type="spellStart"/>
+      <w:r>
+        <w:t>information</w:t>
+      </w:r>
+      <w:proofErr w:type="spellEnd"/>
+      <w:r>
+        <w:t xml:space="preserve"> was </w:t>
+      </w:r>
+      <w:proofErr w:type="spellStart"/>
+      <w:r>
+        <w:t>provided</w:t>
+      </w:r>
+      <w:proofErr w:type="spellEnd"/>
       <w:r>
         <w:t>”, który został naprawiony.</w:t>
       </w:r>
@@ -2061,7 +2135,23 @@
     </w:p>
     <w:p>
       <w:r>
-        <w:t>Dodano możliwość wyłączenia funkcjonalności dodawania powiązanych (podrzędnych-nadrzędnych) wykładowców, grup i sal.</w:t>
+        <w:t>Dodano możliwość wyłączenia funkcjonalności dodawania powiązanych (</w:t>
+      </w:r>
+      <w:proofErr w:type="spellStart"/>
+      <w:r>
+        <w:t>podrzędnych-nadrzędnych</w:t>
+      </w:r>
+      <w:proofErr w:type="spellEnd"/>
+      <w:r>
+        <w:t xml:space="preserve">) wykładowców, grup i </w:t>
+      </w:r>
+      <w:proofErr w:type="spellStart"/>
+      <w:r>
+        <w:t>sal</w:t>
+      </w:r>
+      <w:proofErr w:type="spellEnd"/>
+      <w:r>
+        <w:t>.</w:t>
       </w:r>
     </w:p>
     <w:p/>
@@ -2128,7 +2218,15 @@
     </w:p>
     <w:p>
       <w:r>
-        <w:t>Okno jest bardziej intuicyjne w obsłudze, pozwala na wybór zasobu za pomocą kliknięcia klawisza Enter oraz pozwala na edycję szczegółów zasobu.</w:t>
+        <w:t xml:space="preserve">Okno jest bardziej intuicyjne w obsłudze, pozwala na wybór zasobu za pomocą kliknięcia klawisza </w:t>
+      </w:r>
+      <w:proofErr w:type="spellStart"/>
+      <w:r>
+        <w:t>Enter</w:t>
+      </w:r>
+      <w:proofErr w:type="spellEnd"/>
+      <w:r>
+        <w:t xml:space="preserve"> oraz pozwala na edycję szczegółów zasobu.</w:t>
       </w:r>
     </w:p>
     <w:p/>
@@ -2266,8 +2364,9 @@
           <w:sz w:val="20"/>
           <w:szCs w:val="20"/>
         </w:rPr>
-        <w:t>generowanie wydruków w formacie utf8 a nie win1250, kesz</w:t>
-      </w:r>
+        <w:t xml:space="preserve">generowanie wydruków w formacie utf8 a nie win1250, </w:t>
+      </w:r>
+      <w:proofErr w:type="spellStart"/>
       <w:r>
         <w:rPr>
           <w:rFonts w:ascii="Segoe UI" w:hAnsi="Segoe UI" w:cs="Segoe UI"/>
@@ -2275,7 +2374,26 @@
           <w:sz w:val="20"/>
           <w:szCs w:val="20"/>
         </w:rPr>
-        <w:t>owanie niektórych operacji itd</w:t>
+        <w:t>kesz</w:t>
+      </w:r>
+      <w:r>
+        <w:rPr>
+          <w:rFonts w:ascii="Segoe UI" w:hAnsi="Segoe UI" w:cs="Segoe UI"/>
+          <w:color w:val="000000"/>
+          <w:sz w:val="20"/>
+          <w:szCs w:val="20"/>
+        </w:rPr>
+        <w:t>owanie</w:t>
+      </w:r>
+      <w:proofErr w:type="spellEnd"/>
+      <w:r>
+        <w:rPr>
+          <w:rFonts w:ascii="Segoe UI" w:hAnsi="Segoe UI" w:cs="Segoe UI"/>
+          <w:color w:val="000000"/>
+          <w:sz w:val="20"/>
+          <w:szCs w:val="20"/>
+        </w:rPr>
+        <w:t xml:space="preserve"> niektórych operacji itd</w:t>
       </w:r>
       <w:r>
         <w:rPr>
@@ -10074,7 +10192,7 @@
 </file>
 
 <file path=customXml/itemProps1.xml><?xml version="1.0" encoding="utf-8"?>
-<ds:datastoreItem xmlns:ds="http://schemas.openxmlformats.org/officeDocument/2006/customXml" ds:itemID="{54230B48-E9D1-4005-A79B-455F01C432A5}">
+<ds:datastoreItem xmlns:ds="http://schemas.openxmlformats.org/officeDocument/2006/customXml" ds:itemID="{0049DBB5-E850-40B8-81D6-B468D3AEE689}">
   <ds:schemaRefs>
     <ds:schemaRef ds:uri="http://schemas.openxmlformats.org/officeDocument/2006/bibliography"/>
   </ds:schemaRefs>
